--- a/OPNT Docs/SFC Behaviour.docx
+++ b/OPNT Docs/SFC Behaviour.docx
@@ -404,6 +404,92 @@
       <w:r>
         <w:t>3.5. save one from new and one each from two existing interests</w:t>
       </w:r>
+    </w:p>
+    <w:p>
+      <w:pPr>
+        <w:pBdr>
+          <w:bottom w:val="single" w:sz="6" w:space="1" w:color="auto"/>
+        </w:pBdr>
+        <w:ind w:left="720"/>
+      </w:pPr>
+    </w:p>
+    <w:p>
+      <w:pPr>
+        <w:ind w:left="720"/>
+      </w:pPr>
+    </w:p>
+    <w:p>
+      <w:pPr>
+        <w:ind w:left="720"/>
+      </w:pPr>
+      <w:r>
+        <w:t>Prompt for app dev:</w:t>
+      </w:r>
+    </w:p>
+    <w:p>
+      <w:pPr>
+        <w:ind w:left="720"/>
+      </w:pPr>
+    </w:p>
+    <w:p>
+      <w:pPr>
+        <w:ind w:left="720"/>
+      </w:pPr>
+      <w:proofErr w:type="spellStart"/>
+      <w:proofErr w:type="gramStart"/>
+      <w:r>
+        <w:t>i</w:t>
+      </w:r>
+      <w:proofErr w:type="spellEnd"/>
+      <w:r>
+        <w:t xml:space="preserve"> want</w:t>
+      </w:r>
+      <w:proofErr w:type="gramEnd"/>
+      <w:r>
+        <w:t xml:space="preserve"> to develop a simple android app from the scratch. </w:t>
+      </w:r>
+      <w:proofErr w:type="spellStart"/>
+      <w:proofErr w:type="gramStart"/>
+      <w:r>
+        <w:t>i</w:t>
+      </w:r>
+      <w:proofErr w:type="spellEnd"/>
+      <w:r>
+        <w:t xml:space="preserve"> have</w:t>
+      </w:r>
+      <w:proofErr w:type="gramEnd"/>
+      <w:r>
+        <w:t xml:space="preserve"> the data in my </w:t>
+      </w:r>
+      <w:proofErr w:type="spellStart"/>
+      <w:r>
+        <w:t>mysql</w:t>
+      </w:r>
+      <w:proofErr w:type="spellEnd"/>
+      <w:r>
+        <w:t xml:space="preserve"> database that contains the news items and their links (URLs) from various sources. These news items are already classified into various interests - such as politics, sports, business etc. I want to create an app that will allow the users to access these news items. The users should be authenticated using their google email accounts. The app will have one screen for login that will allow the users to login using their google email. The second screen will consist of tiles - each tile showing one interest - such as politics, sports, business </w:t>
+      </w:r>
+      <w:proofErr w:type="spellStart"/>
+      <w:r>
+        <w:t>etc</w:t>
+      </w:r>
+      <w:proofErr w:type="spellEnd"/>
+      <w:r>
+        <w:t xml:space="preserve"> (total 6 interests). The third screen will simply show the news items that pertain to the interests that were selected by the user in the second screen. The interests selected by the user will be saved in the database in a table called </w:t>
+      </w:r>
+      <w:proofErr w:type="spellStart"/>
+      <w:r>
+        <w:t>user_interests</w:t>
+      </w:r>
+      <w:proofErr w:type="spellEnd"/>
+      <w:r>
+        <w:t xml:space="preserve">. </w:t>
+      </w:r>
+    </w:p>
+    <w:p>
+      <w:pPr>
+        <w:ind w:left="720"/>
+      </w:pPr>
     </w:p>
     <w:p>
       <w:pPr>
@@ -1214,7 +1300,6 @@
   <w:style w:type="character" w:default="1" w:styleId="DefaultParagraphFont">
     <w:name w:val="Default Paragraph Font"/>
     <w:uiPriority w:val="1"/>
-    <w:semiHidden/>
     <w:unhideWhenUsed/>
   </w:style>
   <w:style w:type="table" w:default="1" w:styleId="TableNormal">
